--- a/Наладчик контрольно-измерительных приборов и автоматики/профессиональной подготовки 14919 Наладчик контрольно-измерительных приборов и автоматики/Лекции ОП.07. Такелажные работы.docx
+++ b/Наладчик контрольно-измерительных приборов и автоматики/профессиональной подготовки 14919 Наладчик контрольно-измерительных приборов и автоматики/Лекции ОП.07. Такелажные работы.docx
@@ -252,6 +252,532 @@
           <w:sz w:val="28"/>
         </w:rPr>
         <w:t>Сигналы при производстве такелажных работ подаются стропальщиком машинисту крана или лебёдки по установленной системе: «поднять» — движение рукой вверх, «опустить» — вниз, «стоп» — скрещивание рук. При наладке КИПиА наладчик контролирует правильность установки оборудования и даёт команду на окончательную посадку груза.</w:t>
+      </w:r>
+    </w:p>
+    <w:p/>
+    <w:tbl>
+      <w:tblPr>
+        <w:tblStyle w:val="TableGrid"/>
+        <w:tblW w:type="auto" w:w="0"/>
+        <w:tblLook w:firstColumn="1" w:firstRow="1" w:lastColumn="0" w:lastRow="0" w:noHBand="0" w:noVBand="1" w:val="04A0"/>
+      </w:tblPr>
+      <w:tblGrid>
+        <w:gridCol w:w="1728"/>
+        <w:gridCol w:w="1728"/>
+        <w:gridCol w:w="1728"/>
+        <w:gridCol w:w="1728"/>
+        <w:gridCol w:w="1728"/>
+      </w:tblGrid>
+      <w:tr>
+        <w:tc>
+          <w:tcPr>
+            <w:tcW w:type="dxa" w:w="1728"/>
+            <w:shd w:fill="4472C4"/>
+          </w:tcPr>
+          <w:p>
+            <w:pPr>
+              <w:jc w:val="center"/>
+            </w:pPr>
+            <w:r>
+              <w:rPr>
+                <w:b/>
+                <w:color w:val="FFFFFF"/>
+                <w:sz w:val="20"/>
+              </w:rPr>
+              <w:t>Тип стропа</w:t>
+            </w:r>
+          </w:p>
+        </w:tc>
+        <w:tc>
+          <w:tcPr>
+            <w:tcW w:type="dxa" w:w="1728"/>
+            <w:shd w:fill="4472C4"/>
+          </w:tcPr>
+          <w:p>
+            <w:pPr>
+              <w:jc w:val="center"/>
+            </w:pPr>
+            <w:r>
+              <w:rPr>
+                <w:b/>
+                <w:color w:val="FFFFFF"/>
+                <w:sz w:val="20"/>
+              </w:rPr>
+              <w:t>Грузоподъёмность (т)</w:t>
+            </w:r>
+          </w:p>
+        </w:tc>
+        <w:tc>
+          <w:tcPr>
+            <w:tcW w:type="dxa" w:w="1728"/>
+            <w:shd w:fill="4472C4"/>
+          </w:tcPr>
+          <w:p>
+            <w:pPr>
+              <w:jc w:val="center"/>
+            </w:pPr>
+            <w:r>
+              <w:rPr>
+                <w:b/>
+                <w:color w:val="FFFFFF"/>
+                <w:sz w:val="20"/>
+              </w:rPr>
+              <w:t>Длина (м)</w:t>
+            </w:r>
+          </w:p>
+        </w:tc>
+        <w:tc>
+          <w:tcPr>
+            <w:tcW w:type="dxa" w:w="1728"/>
+            <w:shd w:fill="4472C4"/>
+          </w:tcPr>
+          <w:p>
+            <w:pPr>
+              <w:jc w:val="center"/>
+            </w:pPr>
+            <w:r>
+              <w:rPr>
+                <w:b/>
+                <w:color w:val="FFFFFF"/>
+                <w:sz w:val="20"/>
+              </w:rPr>
+              <w:t>Преимущества</w:t>
+            </w:r>
+          </w:p>
+        </w:tc>
+        <w:tc>
+          <w:tcPr>
+            <w:tcW w:type="dxa" w:w="1728"/>
+            <w:shd w:fill="4472C4"/>
+          </w:tcPr>
+          <w:p>
+            <w:pPr>
+              <w:jc w:val="center"/>
+            </w:pPr>
+            <w:r>
+              <w:rPr>
+                <w:b/>
+                <w:color w:val="FFFFFF"/>
+                <w:sz w:val="20"/>
+              </w:rPr>
+              <w:t>Ограничения</w:t>
+            </w:r>
+          </w:p>
+        </w:tc>
+      </w:tr>
+      <w:tr>
+        <w:tc>
+          <w:tcPr>
+            <w:tcW w:type="dxa" w:w="1728"/>
+          </w:tcPr>
+          <w:p>
+            <w:r>
+              <w:rPr>
+                <w:sz w:val="20"/>
+              </w:rPr>
+              <w:t>Стальной канатный СКК</w:t>
+            </w:r>
+          </w:p>
+        </w:tc>
+        <w:tc>
+          <w:tcPr>
+            <w:tcW w:type="dxa" w:w="1728"/>
+          </w:tcPr>
+          <w:p>
+            <w:r>
+              <w:rPr>
+                <w:sz w:val="20"/>
+              </w:rPr>
+              <w:t>0,8–12,5</w:t>
+            </w:r>
+          </w:p>
+        </w:tc>
+        <w:tc>
+          <w:tcPr>
+            <w:tcW w:type="dxa" w:w="1728"/>
+          </w:tcPr>
+          <w:p>
+            <w:r>
+              <w:rPr>
+                <w:sz w:val="20"/>
+              </w:rPr>
+              <w:t>1,0–6,0</w:t>
+            </w:r>
+          </w:p>
+        </w:tc>
+        <w:tc>
+          <w:tcPr>
+            <w:tcW w:type="dxa" w:w="1728"/>
+          </w:tcPr>
+          <w:p>
+            <w:r>
+              <w:rPr>
+                <w:sz w:val="20"/>
+              </w:rPr>
+              <w:t>Высокая прочность, гибкость</w:t>
+            </w:r>
+          </w:p>
+        </w:tc>
+        <w:tc>
+          <w:tcPr>
+            <w:tcW w:type="dxa" w:w="1728"/>
+          </w:tcPr>
+          <w:p>
+            <w:r>
+              <w:rPr>
+                <w:sz w:val="20"/>
+              </w:rPr>
+              <w:t>Подверженс коррозии, требует осмотра</w:t>
+            </w:r>
+          </w:p>
+        </w:tc>
+      </w:tr>
+      <w:tr>
+        <w:tc>
+          <w:tcPr>
+            <w:tcW w:type="dxa" w:w="1728"/>
+          </w:tcPr>
+          <w:p>
+            <w:r>
+              <w:rPr>
+                <w:sz w:val="20"/>
+              </w:rPr>
+              <w:t>Стальной канатный СКП</w:t>
+            </w:r>
+          </w:p>
+        </w:tc>
+        <w:tc>
+          <w:tcPr>
+            <w:tcW w:type="dxa" w:w="1728"/>
+          </w:tcPr>
+          <w:p>
+            <w:r>
+              <w:rPr>
+                <w:sz w:val="20"/>
+              </w:rPr>
+              <w:t>1,0–16,0</w:t>
+            </w:r>
+          </w:p>
+        </w:tc>
+        <w:tc>
+          <w:tcPr>
+            <w:tcW w:type="dxa" w:w="1728"/>
+          </w:tcPr>
+          <w:p>
+            <w:r>
+              <w:rPr>
+                <w:sz w:val="20"/>
+              </w:rPr>
+              <w:t>1,0–8,0</w:t>
+            </w:r>
+          </w:p>
+        </w:tc>
+        <w:tc>
+          <w:tcPr>
+            <w:tcW w:type="dxa" w:w="1728"/>
+          </w:tcPr>
+          <w:p>
+            <w:r>
+              <w:rPr>
+                <w:sz w:val="20"/>
+              </w:rPr>
+              <w:t>Универсальность</w:t>
+            </w:r>
+          </w:p>
+        </w:tc>
+        <w:tc>
+          <w:tcPr>
+            <w:tcW w:type="dxa" w:w="1728"/>
+          </w:tcPr>
+          <w:p>
+            <w:r>
+              <w:rPr>
+                <w:sz w:val="20"/>
+              </w:rPr>
+              <w:t>Нельзя использовать при температуре &lt; -40°C</w:t>
+            </w:r>
+          </w:p>
+        </w:tc>
+      </w:tr>
+      <w:tr>
+        <w:tc>
+          <w:tcPr>
+            <w:tcW w:type="dxa" w:w="1728"/>
+          </w:tcPr>
+          <w:p>
+            <w:r>
+              <w:rPr>
+                <w:sz w:val="20"/>
+              </w:rPr>
+              <w:t>Текстильная лента 1Т</w:t>
+            </w:r>
+          </w:p>
+        </w:tc>
+        <w:tc>
+          <w:tcPr>
+            <w:tcW w:type="dxa" w:w="1728"/>
+          </w:tcPr>
+          <w:p>
+            <w:r>
+              <w:rPr>
+                <w:sz w:val="20"/>
+              </w:rPr>
+              <w:t>1,0</w:t>
+            </w:r>
+          </w:p>
+        </w:tc>
+        <w:tc>
+          <w:tcPr>
+            <w:tcW w:type="dxa" w:w="1728"/>
+          </w:tcPr>
+          <w:p>
+            <w:r>
+              <w:rPr>
+                <w:sz w:val="20"/>
+              </w:rPr>
+              <w:t>1,0–4,0</w:t>
+            </w:r>
+          </w:p>
+        </w:tc>
+        <w:tc>
+          <w:tcPr>
+            <w:tcW w:type="dxa" w:w="1728"/>
+          </w:tcPr>
+          <w:p>
+            <w:r>
+              <w:rPr>
+                <w:sz w:val="20"/>
+              </w:rPr>
+              <w:t>Не повреждает груз, лёгкий</w:t>
+            </w:r>
+          </w:p>
+        </w:tc>
+        <w:tc>
+          <w:tcPr>
+            <w:tcW w:type="dxa" w:w="1728"/>
+          </w:tcPr>
+          <w:p>
+            <w:r>
+              <w:rPr>
+                <w:sz w:val="20"/>
+              </w:rPr>
+              <w:t>Боится острых кромок, химикатов</w:t>
+            </w:r>
+          </w:p>
+        </w:tc>
+      </w:tr>
+      <w:tr>
+        <w:tc>
+          <w:tcPr>
+            <w:tcW w:type="dxa" w:w="1728"/>
+          </w:tcPr>
+          <w:p>
+            <w:r>
+              <w:rPr>
+                <w:sz w:val="20"/>
+              </w:rPr>
+              <w:t>Текстильная лента 2Т</w:t>
+            </w:r>
+          </w:p>
+        </w:tc>
+        <w:tc>
+          <w:tcPr>
+            <w:tcW w:type="dxa" w:w="1728"/>
+          </w:tcPr>
+          <w:p>
+            <w:r>
+              <w:rPr>
+                <w:sz w:val="20"/>
+              </w:rPr>
+              <w:t>2,0</w:t>
+            </w:r>
+          </w:p>
+        </w:tc>
+        <w:tc>
+          <w:tcPr>
+            <w:tcW w:type="dxa" w:w="1728"/>
+          </w:tcPr>
+          <w:p>
+            <w:r>
+              <w:rPr>
+                <w:sz w:val="20"/>
+              </w:rPr>
+              <w:t>1,0–5,0</w:t>
+            </w:r>
+          </w:p>
+        </w:tc>
+        <w:tc>
+          <w:tcPr>
+            <w:tcW w:type="dxa" w:w="1728"/>
+          </w:tcPr>
+          <w:p>
+            <w:r>
+              <w:rPr>
+                <w:sz w:val="20"/>
+              </w:rPr>
+              <w:t>Широкая опорная поверхность</w:t>
+            </w:r>
+          </w:p>
+        </w:tc>
+        <w:tc>
+          <w:tcPr>
+            <w:tcW w:type="dxa" w:w="1728"/>
+          </w:tcPr>
+          <w:p>
+            <w:r>
+              <w:rPr>
+                <w:sz w:val="20"/>
+              </w:rPr>
+              <w:t>Ограничение по температуре 100°C</w:t>
+            </w:r>
+          </w:p>
+        </w:tc>
+      </w:tr>
+      <w:tr>
+        <w:tc>
+          <w:tcPr>
+            <w:tcW w:type="dxa" w:w="1728"/>
+          </w:tcPr>
+          <w:p>
+            <w:r>
+              <w:rPr>
+                <w:sz w:val="20"/>
+              </w:rPr>
+              <w:t>Цепной 1 т</w:t>
+            </w:r>
+          </w:p>
+        </w:tc>
+        <w:tc>
+          <w:tcPr>
+            <w:tcW w:type="dxa" w:w="1728"/>
+          </w:tcPr>
+          <w:p>
+            <w:r>
+              <w:rPr>
+                <w:sz w:val="20"/>
+              </w:rPr>
+              <w:t>1,0</w:t>
+            </w:r>
+          </w:p>
+        </w:tc>
+        <w:tc>
+          <w:tcPr>
+            <w:tcW w:type="dxa" w:w="1728"/>
+          </w:tcPr>
+          <w:p>
+            <w:r>
+              <w:rPr>
+                <w:sz w:val="20"/>
+              </w:rPr>
+              <w:t>1,0–3,0</w:t>
+            </w:r>
+          </w:p>
+        </w:tc>
+        <w:tc>
+          <w:tcPr>
+            <w:tcW w:type="dxa" w:w="1728"/>
+          </w:tcPr>
+          <w:p>
+            <w:r>
+              <w:rPr>
+                <w:sz w:val="20"/>
+              </w:rPr>
+              <w:t>Устойчив к температуре, химикатам</w:t>
+            </w:r>
+          </w:p>
+        </w:tc>
+        <w:tc>
+          <w:tcPr>
+            <w:tcW w:type="dxa" w:w="1728"/>
+          </w:tcPr>
+          <w:p>
+            <w:r>
+              <w:rPr>
+                <w:sz w:val="20"/>
+              </w:rPr>
+              <w:t>Тяжёлый, требуется смазка</w:t>
+            </w:r>
+          </w:p>
+        </w:tc>
+      </w:tr>
+      <w:tr>
+        <w:tc>
+          <w:tcPr>
+            <w:tcW w:type="dxa" w:w="1728"/>
+          </w:tcPr>
+          <w:p>
+            <w:r>
+              <w:rPr>
+                <w:sz w:val="20"/>
+              </w:rPr>
+              <w:t>Цепной 2 т</w:t>
+            </w:r>
+          </w:p>
+        </w:tc>
+        <w:tc>
+          <w:tcPr>
+            <w:tcW w:type="dxa" w:w="1728"/>
+          </w:tcPr>
+          <w:p>
+            <w:r>
+              <w:rPr>
+                <w:sz w:val="20"/>
+              </w:rPr>
+              <w:t>2,0</w:t>
+            </w:r>
+          </w:p>
+        </w:tc>
+        <w:tc>
+          <w:tcPr>
+            <w:tcW w:type="dxa" w:w="1728"/>
+          </w:tcPr>
+          <w:p>
+            <w:r>
+              <w:rPr>
+                <w:sz w:val="20"/>
+              </w:rPr>
+              <w:t>1,0–4,0</w:t>
+            </w:r>
+          </w:p>
+        </w:tc>
+        <w:tc>
+          <w:tcPr>
+            <w:tcW w:type="dxa" w:w="1728"/>
+          </w:tcPr>
+          <w:p>
+            <w:r>
+              <w:rPr>
+                <w:sz w:val="20"/>
+              </w:rPr>
+              <w:t>Высокая надёжность</w:t>
+            </w:r>
+          </w:p>
+        </w:tc>
+        <w:tc>
+          <w:tcPr>
+            <w:tcW w:type="dxa" w:w="1728"/>
+          </w:tcPr>
+          <w:p>
+            <w:r>
+              <w:rPr>
+                <w:sz w:val="20"/>
+              </w:rPr>
+              <w:t>Большой вес, высокая стоимость</w:t>
+            </w:r>
+          </w:p>
+        </w:tc>
+      </w:tr>
+    </w:tbl>
+    <w:p>
+      <w:pPr>
+        <w:jc w:val="center"/>
+      </w:pPr>
+      <w:r>
+        <w:rPr>
+          <w:i/>
+          <w:sz w:val="18"/>
+        </w:rPr>
+        <w:t>Таблица 1. Характеристики стропов для такелажных работ КИПиА</w:t>
       </w:r>
     </w:p>
     <w:p>
@@ -550,6 +1076,7 @@
         <w:t>Перед применением ГЗП наладчик обязан провести визуальный осмотр: стальные стропы — отсутствие обрывов проволок, коррозии, деформации коушей и крюков; текстильные стропы — отсутствие порывов, прожогов, химических повреждений, деформации; цепные стропы — отсутствие удлинения звеньев, трещин, износа. Сроки осмотра: перед каждым применением — визуально, не реже 1 раза в 10 дней — детальный осмотр, не реже 1 раза в месяц — осмотр с регистрацией в журнале.</w:t>
       </w:r>
     </w:p>
+    <w:p/>
     <w:p>
       <w:pPr>
         <w:spacing w:after="40" w:line="360" w:lineRule="auto"/>
@@ -563,6 +1090,431 @@
           <w:sz w:val="28"/>
         </w:rPr>
         <w:t>Не допускаются к применению ГЗП со следующими дефектами: стальные стропы — обрыв более 5% проволок на шаге свивки, поверхностный износ более 15% исходного диаметра; текстильные — порывы нити более 10% ширины ленты, повреждения кромок; цепные — удлинение звена более 3% от первоначального размера. Наладчик КИПиА должен уметь обнаруживать дефекты и браковать неисправные ГЗП.</w:t>
+      </w:r>
+    </w:p>
+    <w:tbl>
+      <w:tblPr>
+        <w:tblStyle w:val="TableGrid"/>
+        <w:tblW w:type="auto" w:w="0"/>
+        <w:tblLook w:firstColumn="1" w:firstRow="1" w:lastColumn="0" w:lastRow="0" w:noHBand="0" w:noVBand="1" w:val="04A0"/>
+      </w:tblPr>
+      <w:tblGrid>
+        <w:gridCol w:w="2160"/>
+        <w:gridCol w:w="2160"/>
+        <w:gridCol w:w="2160"/>
+        <w:gridCol w:w="2160"/>
+      </w:tblGrid>
+      <w:tr>
+        <w:tc>
+          <w:tcPr>
+            <w:tcW w:type="dxa" w:w="2160"/>
+            <w:shd w:fill="4472C4"/>
+          </w:tcPr>
+          <w:p>
+            <w:pPr>
+              <w:jc w:val="center"/>
+            </w:pPr>
+            <w:r>
+              <w:rPr>
+                <w:b/>
+                <w:color w:val="FFFFFF"/>
+                <w:sz w:val="20"/>
+              </w:rPr>
+              <w:t>Операция</w:t>
+            </w:r>
+          </w:p>
+        </w:tc>
+        <w:tc>
+          <w:tcPr>
+            <w:tcW w:type="dxa" w:w="2160"/>
+            <w:shd w:fill="4472C4"/>
+          </w:tcPr>
+          <w:p>
+            <w:pPr>
+              <w:jc w:val="center"/>
+            </w:pPr>
+            <w:r>
+              <w:rPr>
+                <w:b/>
+                <w:color w:val="FFFFFF"/>
+                <w:sz w:val="20"/>
+              </w:rPr>
+              <w:t>Мин. число стропов</w:t>
+            </w:r>
+          </w:p>
+        </w:tc>
+        <w:tc>
+          <w:tcPr>
+            <w:tcW w:type="dxa" w:w="2160"/>
+            <w:shd w:fill="4472C4"/>
+          </w:tcPr>
+          <w:p>
+            <w:pPr>
+              <w:jc w:val="center"/>
+            </w:pPr>
+            <w:r>
+              <w:rPr>
+                <w:b/>
+                <w:color w:val="FFFFFF"/>
+                <w:sz w:val="20"/>
+              </w:rPr>
+              <w:t>Угол между стропами</w:t>
+            </w:r>
+          </w:p>
+        </w:tc>
+        <w:tc>
+          <w:tcPr>
+            <w:tcW w:type="dxa" w:w="2160"/>
+            <w:shd w:fill="4472C4"/>
+          </w:tcPr>
+          <w:p>
+            <w:pPr>
+              <w:jc w:val="center"/>
+            </w:pPr>
+            <w:r>
+              <w:rPr>
+                <w:b/>
+                <w:color w:val="FFFFFF"/>
+                <w:sz w:val="20"/>
+              </w:rPr>
+              <w:t>Требования безопасности</w:t>
+            </w:r>
+          </w:p>
+        </w:tc>
+      </w:tr>
+      <w:tr>
+        <w:tc>
+          <w:tcPr>
+            <w:tcW w:type="dxa" w:w="2160"/>
+          </w:tcPr>
+          <w:p>
+            <w:r>
+              <w:rPr>
+                <w:sz w:val="20"/>
+              </w:rPr>
+              <w:t>Подъём оборудования до 500 кг</w:t>
+            </w:r>
+          </w:p>
+        </w:tc>
+        <w:tc>
+          <w:tcPr>
+            <w:tcW w:type="dxa" w:w="2160"/>
+          </w:tcPr>
+          <w:p>
+            <w:r>
+              <w:rPr>
+                <w:sz w:val="20"/>
+              </w:rPr>
+              <w:t>2</w:t>
+            </w:r>
+          </w:p>
+        </w:tc>
+        <w:tc>
+          <w:tcPr>
+            <w:tcW w:type="dxa" w:w="2160"/>
+          </w:tcPr>
+          <w:p>
+            <w:r>
+              <w:rPr>
+                <w:sz w:val="20"/>
+              </w:rPr>
+              <w:t>Не более 90°</w:t>
+            </w:r>
+          </w:p>
+        </w:tc>
+        <w:tc>
+          <w:tcPr>
+            <w:tcW w:type="dxa" w:w="2160"/>
+          </w:tcPr>
+          <w:p>
+            <w:r>
+              <w:rPr>
+                <w:sz w:val="20"/>
+              </w:rPr>
+              <w:t>Пробный подъём на 100 мм</w:t>
+            </w:r>
+          </w:p>
+        </w:tc>
+      </w:tr>
+      <w:tr>
+        <w:tc>
+          <w:tcPr>
+            <w:tcW w:type="dxa" w:w="2160"/>
+          </w:tcPr>
+          <w:p>
+            <w:r>
+              <w:rPr>
+                <w:sz w:val="20"/>
+              </w:rPr>
+              <w:t>Подъём оборудования 500–2000 кг</w:t>
+            </w:r>
+          </w:p>
+        </w:tc>
+        <w:tc>
+          <w:tcPr>
+            <w:tcW w:type="dxa" w:w="2160"/>
+          </w:tcPr>
+          <w:p>
+            <w:r>
+              <w:rPr>
+                <w:sz w:val="20"/>
+              </w:rPr>
+              <w:t>4</w:t>
+            </w:r>
+          </w:p>
+        </w:tc>
+        <w:tc>
+          <w:tcPr>
+            <w:tcW w:type="dxa" w:w="2160"/>
+          </w:tcPr>
+          <w:p>
+            <w:r>
+              <w:rPr>
+                <w:sz w:val="20"/>
+              </w:rPr>
+              <w:t>Не более 60°</w:t>
+            </w:r>
+          </w:p>
+        </w:tc>
+        <w:tc>
+          <w:tcPr>
+            <w:tcW w:type="dxa" w:w="2160"/>
+          </w:tcPr>
+          <w:p>
+            <w:r>
+              <w:rPr>
+                <w:sz w:val="20"/>
+              </w:rPr>
+              <w:t>Наличие оттяжек, наряд-допуск</w:t>
+            </w:r>
+          </w:p>
+        </w:tc>
+      </w:tr>
+      <w:tr>
+        <w:tc>
+          <w:tcPr>
+            <w:tcW w:type="dxa" w:w="2160"/>
+          </w:tcPr>
+          <w:p>
+            <w:r>
+              <w:rPr>
+                <w:sz w:val="20"/>
+              </w:rPr>
+              <w:t>Подъём оборудования свыше 2000 кг</w:t>
+            </w:r>
+          </w:p>
+        </w:tc>
+        <w:tc>
+          <w:tcPr>
+            <w:tcW w:type="dxa" w:w="2160"/>
+          </w:tcPr>
+          <w:p>
+            <w:r>
+              <w:rPr>
+                <w:sz w:val="20"/>
+              </w:rPr>
+              <w:t>4+</w:t>
+            </w:r>
+          </w:p>
+        </w:tc>
+        <w:tc>
+          <w:tcPr>
+            <w:tcW w:type="dxa" w:w="2160"/>
+          </w:tcPr>
+          <w:p>
+            <w:r>
+              <w:rPr>
+                <w:sz w:val="20"/>
+              </w:rPr>
+              <w:t>Не более 45°</w:t>
+            </w:r>
+          </w:p>
+        </w:tc>
+        <w:tc>
+          <w:tcPr>
+            <w:tcW w:type="dxa" w:w="2160"/>
+          </w:tcPr>
+          <w:p>
+            <w:r>
+              <w:rPr>
+                <w:sz w:val="20"/>
+              </w:rPr>
+              <w:t>План строповки, ИТР-руководство</w:t>
+            </w:r>
+          </w:p>
+        </w:tc>
+      </w:tr>
+      <w:tr>
+        <w:tc>
+          <w:tcPr>
+            <w:tcW w:type="dxa" w:w="2160"/>
+          </w:tcPr>
+          <w:p>
+            <w:r>
+              <w:rPr>
+                <w:sz w:val="20"/>
+              </w:rPr>
+              <w:t>Перемещение по горизонтали</w:t>
+            </w:r>
+          </w:p>
+        </w:tc>
+        <w:tc>
+          <w:tcPr>
+            <w:tcW w:type="dxa" w:w="2160"/>
+          </w:tcPr>
+          <w:p>
+            <w:r>
+              <w:rPr>
+                <w:sz w:val="20"/>
+              </w:rPr>
+              <w:t>2</w:t>
+            </w:r>
+          </w:p>
+        </w:tc>
+        <w:tc>
+          <w:tcPr>
+            <w:tcW w:type="dxa" w:w="2160"/>
+          </w:tcPr>
+          <w:p>
+            <w:r>
+              <w:rPr>
+                <w:sz w:val="20"/>
+              </w:rPr>
+              <w:t>Не более 90°</w:t>
+            </w:r>
+          </w:p>
+        </w:tc>
+        <w:tc>
+          <w:tcPr>
+            <w:tcW w:type="dxa" w:w="2160"/>
+          </w:tcPr>
+          <w:p>
+            <w:r>
+              <w:rPr>
+                <w:sz w:val="20"/>
+              </w:rPr>
+              <w:t>Оттяжки, свободная зона</w:t>
+            </w:r>
+          </w:p>
+        </w:tc>
+      </w:tr>
+      <w:tr>
+        <w:tc>
+          <w:tcPr>
+            <w:tcW w:type="dxa" w:w="2160"/>
+          </w:tcPr>
+          <w:p>
+            <w:r>
+              <w:rPr>
+                <w:sz w:val="20"/>
+              </w:rPr>
+              <w:t>Кантовка оборудования</w:t>
+            </w:r>
+          </w:p>
+        </w:tc>
+        <w:tc>
+          <w:tcPr>
+            <w:tcW w:type="dxa" w:w="2160"/>
+          </w:tcPr>
+          <w:p>
+            <w:r>
+              <w:rPr>
+                <w:sz w:val="20"/>
+              </w:rPr>
+              <w:t>4</w:t>
+            </w:r>
+          </w:p>
+        </w:tc>
+        <w:tc>
+          <w:tcPr>
+            <w:tcW w:type="dxa" w:w="2160"/>
+          </w:tcPr>
+          <w:p>
+            <w:r>
+              <w:rPr>
+                <w:sz w:val="20"/>
+              </w:rPr>
+              <w:t>По ППР</w:t>
+            </w:r>
+          </w:p>
+        </w:tc>
+        <w:tc>
+          <w:tcPr>
+            <w:tcW w:type="dxa" w:w="2160"/>
+          </w:tcPr>
+          <w:p>
+            <w:r>
+              <w:rPr>
+                <w:sz w:val="20"/>
+              </w:rPr>
+              <w:t>Специальная оснастка, запретная зона</w:t>
+            </w:r>
+          </w:p>
+        </w:tc>
+      </w:tr>
+    </w:tbl>
+    <w:p>
+      <w:pPr>
+        <w:jc w:val="center"/>
+      </w:pPr>
+      <w:r>
+        <w:rPr>
+          <w:i/>
+          <w:sz w:val="18"/>
+        </w:rPr>
+        <w:t>Таблица 2. Требования к строповке грузов при наладке КИПиА</w:t>
+      </w:r>
+    </w:p>
+    <w:p/>
+    <w:p>
+      <w:pPr>
+        <w:jc w:val="center"/>
+      </w:pPr>
+      <w:r>
+        <w:drawing>
+          <wp:inline xmlns:a="http://schemas.openxmlformats.org/drawingml/2006/main" xmlns:pic="http://schemas.openxmlformats.org/drawingml/2006/picture">
+            <wp:extent cx="4572000" cy="2703176"/>
+            <wp:docPr id="2" name="Picture 2"/>
+            <wp:cNvGraphicFramePr>
+              <a:graphicFrameLocks noChangeAspect="1"/>
+            </wp:cNvGraphicFramePr>
+            <a:graphic>
+              <a:graphicData uri="http://schemas.openxmlformats.org/drawingml/2006/picture">
+                <pic:pic>
+                  <pic:nvPicPr>
+                    <pic:cNvPr id="0" name="op_07_load_limits.png"/>
+                    <pic:cNvPicPr/>
+                  </pic:nvPicPr>
+                  <pic:blipFill>
+                    <a:blip r:embed="rId9"/>
+                    <a:stretch>
+                      <a:fillRect/>
+                    </a:stretch>
+                  </pic:blipFill>
+                  <pic:spPr>
+                    <a:xfrm>
+                      <a:off x="0" y="0"/>
+                      <a:ext cx="4572000" cy="2703176"/>
+                    </a:xfrm>
+                    <a:prstGeom prst="rect"/>
+                  </pic:spPr>
+                </pic:pic>
+              </a:graphicData>
+            </a:graphic>
+          </wp:inline>
+        </w:drawing>
+      </w:r>
+    </w:p>
+    <w:p>
+      <w:pPr>
+        <w:jc w:val="center"/>
+      </w:pPr>
+      <w:r>
+        <w:rPr>
+          <w:i/>
+          <w:sz w:val="18"/>
+        </w:rPr>
+        <w:t>Рисунок 1. Допустимые нагрузки на стропы при такелажных работах</w:t>
       </w:r>
     </w:p>
     <w:p>
